--- a/Tuan_10/math_data_lake/docs/bo_cau_hoi_bao_ve.docx
+++ b/Tuan_10/math_data_lake/docs/bo_cau_hoi_bao_ve.docx
@@ -60,7 +60,7 @@
         <w:tc>
           <w:tcPr>
             <w:tcW w:type="dxa" w:w="3249"/>
-            <w:shd w:val="clear" w:color="auto" w:fill="D9E2F3"/>
+            <w:shd w:val="clear" w:color="auto" w:fill="E7E6E6"/>
           </w:tcPr>
           <w:p>
             <w:r>
@@ -80,7 +80,7 @@
         <w:tc>
           <w:tcPr>
             <w:tcW w:type="dxa" w:w="3249"/>
-            <w:shd w:val="clear" w:color="auto" w:fill="D9E2F3"/>
+            <w:shd w:val="clear" w:color="auto" w:fill="E7E6E6"/>
           </w:tcPr>
           <w:p>
             <w:r>
@@ -100,7 +100,7 @@
         <w:tc>
           <w:tcPr>
             <w:tcW w:type="dxa" w:w="3249"/>
-            <w:shd w:val="clear" w:color="auto" w:fill="D9E2F3"/>
+            <w:shd w:val="clear" w:color="auto" w:fill="E7E6E6"/>
           </w:tcPr>
           <w:p>
             <w:r>
@@ -200,7 +200,7 @@
             <w:r>
               <w:rPr>
                 <w:rFonts w:ascii="Consolas" w:hAnsi="Consolas"/>
-                <w:color w:val="8B1A1A"/>
+                <w:color w:val="000000"/>
                 <w:sz w:val="20"/>
               </w:rPr>
               <w:t>baseline.py</w:t>
@@ -224,7 +224,7 @@
             <w:r>
               <w:rPr>
                 <w:rFonts w:ascii="Consolas" w:hAnsi="Consolas"/>
-                <w:color w:val="8B1A1A"/>
+                <w:color w:val="000000"/>
                 <w:sz w:val="20"/>
               </w:rPr>
               <w:t>record_id</w:t>
@@ -266,7 +266,7 @@
             <w:r>
               <w:rPr>
                 <w:rFonts w:ascii="Consolas" w:hAnsi="Consolas"/>
-                <w:color w:val="8B1A1A"/>
+                <w:color w:val="000000"/>
                 <w:sz w:val="20"/>
               </w:rPr>
               <w:t>source_version</w:t>
@@ -312,7 +312,7 @@
             <w:r>
               <w:rPr>
                 <w:rFonts w:ascii="Consolas" w:hAnsi="Consolas"/>
-                <w:color w:val="8B1A1A"/>
+                <w:color w:val="000000"/>
                 <w:sz w:val="20"/>
               </w:rPr>
               <w:t>results/raw/tuan_06/provenance_trace.json</w:t>
@@ -358,7 +358,7 @@
             <w:r>
               <w:rPr>
                 <w:rFonts w:ascii="Consolas" w:hAnsi="Consolas"/>
-                <w:color w:val="8B1A1A"/>
+                <w:color w:val="000000"/>
                 <w:sz w:val="20"/>
               </w:rPr>
               <w:t>results/tables/t_quy_mo.csv</w:t>
@@ -404,7 +404,7 @@
             <w:r>
               <w:rPr>
                 <w:rFonts w:ascii="Consolas" w:hAnsi="Consolas"/>
-                <w:color w:val="8B1A1A"/>
+                <w:color w:val="000000"/>
                 <w:sz w:val="20"/>
               </w:rPr>
               <w:t>t_luu_tru.csv</w:t>
@@ -442,7 +442,7 @@
             <w:r>
               <w:rPr>
                 <w:rFonts w:ascii="Consolas" w:hAnsi="Consolas"/>
-                <w:color w:val="8B1A1A"/>
+                <w:color w:val="000000"/>
                 <w:sz w:val="20"/>
               </w:rPr>
               <w:t>tao_hinh_bao_cao.py</w:t>
@@ -458,7 +458,7 @@
             <w:r>
               <w:rPr>
                 <w:rFonts w:ascii="Consolas" w:hAnsi="Consolas"/>
-                <w:color w:val="8B1A1A"/>
+                <w:color w:val="000000"/>
                 <w:sz w:val="20"/>
               </w:rPr>
               <w:t>results/raw/</w:t>
@@ -549,7 +549,7 @@
       <w:r>
         <w:rPr>
           <w:rFonts w:ascii="Consolas" w:hAnsi="Consolas"/>
-          <w:color w:val="8B1A1A"/>
+          <w:color w:val="000000"/>
           <w:sz w:val="19"/>
         </w:rPr>
         <w:t>after</w:t>
@@ -568,7 +568,7 @@
       <w:r>
         <w:rPr>
           <w:rFonts w:ascii="Consolas" w:hAnsi="Consolas"/>
-          <w:color w:val="8B1A1A"/>
+          <w:color w:val="000000"/>
           <w:sz w:val="19"/>
         </w:rPr>
         <w:t>record_id</w:t>
@@ -598,7 +598,7 @@
       <w:r>
         <w:rPr>
           <w:rFonts w:ascii="Consolas" w:hAnsi="Consolas"/>
-          <w:color w:val="8B1A1A"/>
+          <w:color w:val="000000"/>
           <w:sz w:val="19"/>
         </w:rPr>
         <w:t>split:shard:row</w:t>
@@ -609,7 +609,7 @@
       <w:r>
         <w:rPr>
           <w:rFonts w:ascii="Consolas" w:hAnsi="Consolas"/>
-          <w:color w:val="8B1A1A"/>
+          <w:color w:val="000000"/>
           <w:sz w:val="19"/>
         </w:rPr>
         <w:t>content_sha256</w:t>
@@ -647,7 +647,7 @@
       <w:r>
         <w:rPr>
           <w:rFonts w:ascii="Consolas" w:hAnsi="Consolas"/>
-          <w:color w:val="8B1A1A"/>
+          <w:color w:val="000000"/>
           <w:sz w:val="19"/>
         </w:rPr>
         <w:t>formal_language</w:t>
@@ -685,7 +685,7 @@
       <w:r>
         <w:rPr>
           <w:rFonts w:ascii="Consolas" w:hAnsi="Consolas"/>
-          <w:color w:val="8B1A1A"/>
+          <w:color w:val="000000"/>
           <w:sz w:val="19"/>
         </w:rPr>
         <w:t>file_path + full_name</w:t>
@@ -704,7 +704,7 @@
       <w:r>
         <w:rPr>
           <w:rFonts w:ascii="Consolas" w:hAnsi="Consolas"/>
-          <w:color w:val="8B1A1A"/>
+          <w:color w:val="000000"/>
           <w:sz w:val="19"/>
         </w:rPr>
         <w:t>:=</w:t>
@@ -715,7 +715,7 @@
       <w:r>
         <w:rPr>
           <w:rFonts w:ascii="Consolas" w:hAnsi="Consolas"/>
-          <w:color w:val="8B1A1A"/>
+          <w:color w:val="000000"/>
           <w:sz w:val="19"/>
         </w:rPr>
         <w:t>@[to_additive (attr := simp)]</w:t>
@@ -734,7 +734,7 @@
       <w:r>
         <w:rPr>
           <w:rFonts w:ascii="Consolas" w:hAnsi="Consolas"/>
-          <w:color w:val="8B1A1A"/>
+          <w:color w:val="000000"/>
           <w:sz w:val="19"/>
         </w:rPr>
         <w:t>iter_json_array</w:t>
@@ -745,7 +745,7 @@
       <w:r>
         <w:rPr>
           <w:rFonts w:ascii="Consolas" w:hAnsi="Consolas"/>
-          <w:color w:val="8B1A1A"/>
+          <w:color w:val="000000"/>
           <w:sz w:val="19"/>
         </w:rPr>
         <w:t>raw_decode</w:t>
@@ -845,7 +845,7 @@
       <w:r>
         <w:rPr>
           <w:rFonts w:ascii="Consolas" w:hAnsi="Consolas"/>
-          <w:color w:val="8B1A1A"/>
+          <w:color w:val="000000"/>
           <w:sz w:val="19"/>
         </w:rPr>
         <w:t>record_id</w:t>
@@ -856,7 +856,7 @@
       <w:r>
         <w:rPr>
           <w:rFonts w:ascii="Consolas" w:hAnsi="Consolas"/>
-          <w:color w:val="8B1A1A"/>
+          <w:color w:val="000000"/>
           <w:sz w:val="19"/>
         </w:rPr>
         <w:t>content_sha256</w:t>
@@ -875,7 +875,7 @@
       <w:r>
         <w:rPr>
           <w:rFonts w:ascii="Consolas" w:hAnsi="Consolas"/>
-          <w:color w:val="8B1A1A"/>
+          <w:color w:val="000000"/>
           <w:sz w:val="19"/>
         </w:rPr>
         <w:t>test_content_conflict_is_quarantined</w:t>
@@ -1267,6 +1267,7 @@
     <w:rsid w:val="00FC693F"/>
     <w:rPr>
       <w:rFonts w:ascii="Times New Roman" w:hAnsi="Times New Roman" w:eastAsia="Times New Roman"/>
+      <w:color w:val="000000"/>
       <w:sz w:val="24"/>
     </w:rPr>
   </w:style>
@@ -1332,7 +1333,7 @@
       <w:rFonts w:ascii="Times New Roman" w:hAnsi="Times New Roman" w:eastAsia="Times New Roman" w:cs="Times New Roman"/>
       <w:b/>
       <w:bCs/>
-      <w:color w:val="1F3A68"/>
+      <w:color w:val="000000"/>
       <w:sz w:val="28"/>
       <w:szCs w:val="28"/>
     </w:rPr>
@@ -1356,7 +1357,7 @@
       <w:rFonts w:ascii="Times New Roman" w:hAnsi="Times New Roman" w:eastAsia="Times New Roman" w:cs="Times New Roman"/>
       <w:b/>
       <w:bCs/>
-      <w:color w:val="1F3A68"/>
+      <w:color w:val="000000"/>
       <w:sz w:val="26"/>
       <w:szCs w:val="26"/>
     </w:rPr>
@@ -1380,7 +1381,7 @@
       <w:rFonts w:ascii="Times New Roman" w:hAnsi="Times New Roman" w:eastAsia="Times New Roman" w:cs="Times New Roman"/>
       <w:b/>
       <w:bCs/>
-      <w:color w:val="1F3A68"/>
+      <w:color w:val="000000"/>
     </w:rPr>
   </w:style>
   <w:style w:type="paragraph" w:styleId="Heading4">
@@ -1405,7 +1406,7 @@
       <w:bCs/>
       <w:i/>
       <w:iCs/>
-      <w:color w:val="1F3A68"/>
+      <w:color w:val="000000"/>
     </w:rPr>
   </w:style>
   <w:style w:type="paragraph" w:styleId="Heading5">
@@ -1426,7 +1427,7 @@
     </w:pPr>
     <w:rPr>
       <w:rFonts w:asciiTheme="majorHAnsi" w:eastAsiaTheme="majorEastAsia" w:hAnsiTheme="majorHAnsi" w:cstheme="majorBidi"/>
-      <w:color w:val="243F60" w:themeColor="accent1" w:themeShade="7F"/>
+      <w:color w:val="000000"/>
     </w:rPr>
   </w:style>
   <w:style w:type="paragraph" w:styleId="Heading6">
@@ -1449,7 +1450,7 @@
       <w:rFonts w:asciiTheme="majorHAnsi" w:eastAsiaTheme="majorEastAsia" w:hAnsiTheme="majorHAnsi" w:cstheme="majorBidi"/>
       <w:i/>
       <w:iCs/>
-      <w:color w:val="243F60" w:themeColor="accent1" w:themeShade="7F"/>
+      <w:color w:val="000000"/>
     </w:rPr>
   </w:style>
   <w:style w:type="paragraph" w:styleId="Heading7">
@@ -1472,7 +1473,7 @@
       <w:rFonts w:asciiTheme="majorHAnsi" w:eastAsiaTheme="majorEastAsia" w:hAnsiTheme="majorHAnsi" w:cstheme="majorBidi"/>
       <w:i/>
       <w:iCs/>
-      <w:color w:val="404040" w:themeColor="text1" w:themeTint="BF"/>
+      <w:color w:val="000000"/>
     </w:rPr>
   </w:style>
   <w:style w:type="paragraph" w:styleId="Heading8">
@@ -1493,7 +1494,7 @@
     </w:pPr>
     <w:rPr>
       <w:rFonts w:asciiTheme="majorHAnsi" w:eastAsiaTheme="majorEastAsia" w:hAnsiTheme="majorHAnsi" w:cstheme="majorBidi"/>
-      <w:color w:val="4F81BD" w:themeColor="accent1"/>
+      <w:color w:val="000000"/>
       <w:sz w:val="20"/>
       <w:szCs w:val="20"/>
     </w:rPr>
@@ -1518,7 +1519,7 @@
       <w:rFonts w:asciiTheme="majorHAnsi" w:eastAsiaTheme="majorEastAsia" w:hAnsiTheme="majorHAnsi" w:cstheme="majorBidi"/>
       <w:i/>
       <w:iCs/>
-      <w:color w:val="404040" w:themeColor="text1" w:themeTint="BF"/>
+      <w:color w:val="000000"/>
       <w:sz w:val="20"/>
       <w:szCs w:val="20"/>
     </w:rPr>
@@ -1569,7 +1570,7 @@
       <w:rFonts w:asciiTheme="majorHAnsi" w:eastAsiaTheme="majorEastAsia" w:hAnsiTheme="majorHAnsi" w:cstheme="majorBidi"/>
       <w:b/>
       <w:bCs/>
-      <w:color w:val="365F91" w:themeColor="accent1" w:themeShade="BF"/>
+      <w:color w:val="000000"/>
       <w:sz w:val="28"/>
       <w:szCs w:val="28"/>
     </w:rPr>
@@ -1584,7 +1585,7 @@
       <w:rFonts w:asciiTheme="majorHAnsi" w:eastAsiaTheme="majorEastAsia" w:hAnsiTheme="majorHAnsi" w:cstheme="majorBidi"/>
       <w:b/>
       <w:bCs/>
-      <w:color w:val="4F81BD" w:themeColor="accent1"/>
+      <w:color w:val="000000"/>
       <w:sz w:val="26"/>
       <w:szCs w:val="26"/>
     </w:rPr>
@@ -1599,7 +1600,7 @@
       <w:rFonts w:asciiTheme="majorHAnsi" w:eastAsiaTheme="majorEastAsia" w:hAnsiTheme="majorHAnsi" w:cstheme="majorBidi"/>
       <w:b/>
       <w:bCs/>
-      <w:color w:val="4F81BD" w:themeColor="accent1"/>
+      <w:color w:val="000000"/>
     </w:rPr>
   </w:style>
   <w:style w:type="paragraph" w:styleId="Title">
@@ -1619,7 +1620,7 @@
     </w:pPr>
     <w:rPr>
       <w:rFonts w:ascii="Times New Roman" w:hAnsi="Times New Roman" w:eastAsia="Times New Roman" w:cs="Times New Roman"/>
-      <w:color w:val="1F3A68"/>
+      <w:color w:val="000000"/>
       <w:spacing w:val="5"/>
       <w:kern w:val="28"/>
       <w:sz w:val="52"/>
@@ -1634,7 +1635,7 @@
     <w:rsid w:val="00FC693F"/>
     <w:rPr>
       <w:rFonts w:asciiTheme="majorHAnsi" w:eastAsiaTheme="majorEastAsia" w:hAnsiTheme="majorHAnsi" w:cstheme="majorBidi"/>
-      <w:color w:val="17365D" w:themeColor="text2" w:themeShade="BF"/>
+      <w:color w:val="000000"/>
       <w:spacing w:val="5"/>
       <w:kern w:val="28"/>
       <w:sz w:val="52"/>
@@ -1658,7 +1659,7 @@
       <w:rFonts w:asciiTheme="majorHAnsi" w:eastAsiaTheme="majorEastAsia" w:hAnsiTheme="majorHAnsi" w:cstheme="majorBidi"/>
       <w:i/>
       <w:iCs/>
-      <w:color w:val="4F81BD" w:themeColor="accent1"/>
+      <w:color w:val="000000"/>
       <w:spacing w:val="15"/>
       <w:sz w:val="24"/>
       <w:szCs w:val="24"/>
@@ -1674,7 +1675,7 @@
       <w:rFonts w:asciiTheme="majorHAnsi" w:eastAsiaTheme="majorEastAsia" w:hAnsiTheme="majorHAnsi" w:cstheme="majorBidi"/>
       <w:i/>
       <w:iCs/>
-      <w:color w:val="4F81BD" w:themeColor="accent1"/>
+      <w:color w:val="000000"/>
       <w:spacing w:val="15"/>
       <w:sz w:val="24"/>
       <w:szCs w:val="24"/>
@@ -1946,7 +1947,7 @@
     <w:rPr>
       <w:i/>
       <w:iCs/>
-      <w:color w:val="000000" w:themeColor="text1"/>
+      <w:color w:val="000000"/>
     </w:rPr>
   </w:style>
   <w:style w:type="character" w:customStyle="1" w:styleId="QuoteChar">
@@ -1958,7 +1959,7 @@
     <w:rPr>
       <w:i/>
       <w:iCs/>
-      <w:color w:val="000000" w:themeColor="text1"/>
+      <w:color w:val="000000"/>
     </w:rPr>
   </w:style>
   <w:style w:type="character" w:customStyle="1" w:styleId="Heading4Char">
@@ -1974,7 +1975,7 @@
       <w:bCs/>
       <w:i/>
       <w:iCs/>
-      <w:color w:val="4F81BD" w:themeColor="accent1"/>
+      <w:color w:val="000000"/>
     </w:rPr>
   </w:style>
   <w:style w:type="character" w:customStyle="1" w:styleId="Heading5Char">
@@ -1986,7 +1987,7 @@
     <w:rsid w:val="00FC693F"/>
     <w:rPr>
       <w:rFonts w:asciiTheme="majorHAnsi" w:eastAsiaTheme="majorEastAsia" w:hAnsiTheme="majorHAnsi" w:cstheme="majorBidi"/>
-      <w:color w:val="243F60" w:themeColor="accent1" w:themeShade="7F"/>
+      <w:color w:val="000000"/>
     </w:rPr>
   </w:style>
   <w:style w:type="character" w:customStyle="1" w:styleId="Heading6Char">
@@ -2000,7 +2001,7 @@
       <w:rFonts w:asciiTheme="majorHAnsi" w:eastAsiaTheme="majorEastAsia" w:hAnsiTheme="majorHAnsi" w:cstheme="majorBidi"/>
       <w:i/>
       <w:iCs/>
-      <w:color w:val="243F60" w:themeColor="accent1" w:themeShade="7F"/>
+      <w:color w:val="000000"/>
     </w:rPr>
   </w:style>
   <w:style w:type="character" w:customStyle="1" w:styleId="Heading7Char">
@@ -2014,7 +2015,7 @@
       <w:rFonts w:asciiTheme="majorHAnsi" w:eastAsiaTheme="majorEastAsia" w:hAnsiTheme="majorHAnsi" w:cstheme="majorBidi"/>
       <w:i/>
       <w:iCs/>
-      <w:color w:val="404040" w:themeColor="text1" w:themeTint="BF"/>
+      <w:color w:val="000000"/>
     </w:rPr>
   </w:style>
   <w:style w:type="character" w:customStyle="1" w:styleId="Heading8Char">
@@ -2026,7 +2027,7 @@
     <w:rsid w:val="00FC693F"/>
     <w:rPr>
       <w:rFonts w:asciiTheme="majorHAnsi" w:eastAsiaTheme="majorEastAsia" w:hAnsiTheme="majorHAnsi" w:cstheme="majorBidi"/>
-      <w:color w:val="4F81BD" w:themeColor="accent1"/>
+      <w:color w:val="000000"/>
       <w:sz w:val="20"/>
       <w:szCs w:val="20"/>
     </w:rPr>
@@ -2042,7 +2043,7 @@
       <w:rFonts w:asciiTheme="majorHAnsi" w:eastAsiaTheme="majorEastAsia" w:hAnsiTheme="majorHAnsi" w:cstheme="majorBidi"/>
       <w:i/>
       <w:iCs/>
-      <w:color w:val="404040" w:themeColor="text1" w:themeTint="BF"/>
+      <w:color w:val="000000"/>
       <w:sz w:val="20"/>
       <w:szCs w:val="20"/>
     </w:rPr>
@@ -2062,7 +2063,7 @@
     <w:rPr>
       <w:b/>
       <w:bCs/>
-      <w:color w:val="4F81BD" w:themeColor="accent1"/>
+      <w:color w:val="000000"/>
       <w:sz w:val="18"/>
       <w:szCs w:val="18"/>
     </w:rPr>
@@ -2109,7 +2110,7 @@
       <w:bCs/>
       <w:i/>
       <w:iCs/>
-      <w:color w:val="4F81BD" w:themeColor="accent1"/>
+      <w:color w:val="000000"/>
     </w:rPr>
   </w:style>
   <w:style w:type="character" w:customStyle="1" w:styleId="IntenseQuoteChar">
@@ -2123,7 +2124,7 @@
       <w:bCs/>
       <w:i/>
       <w:iCs/>
-      <w:color w:val="4F81BD" w:themeColor="accent1"/>
+      <w:color w:val="000000"/>
     </w:rPr>
   </w:style>
   <w:style w:type="character" w:styleId="SubtleEmphasis">
@@ -2135,7 +2136,7 @@
     <w:rPr>
       <w:i/>
       <w:iCs/>
-      <w:color w:val="808080" w:themeColor="text1" w:themeTint="7F"/>
+      <w:color w:val="000000"/>
     </w:rPr>
   </w:style>
   <w:style w:type="character" w:styleId="IntenseEmphasis">
@@ -2149,7 +2150,7 @@
       <w:bCs/>
       <w:i/>
       <w:iCs/>
-      <w:color w:val="4F81BD" w:themeColor="accent1"/>
+      <w:color w:val="000000"/>
     </w:rPr>
   </w:style>
   <w:style w:type="character" w:styleId="SubtleReference">
@@ -2160,7 +2161,7 @@
     <w:rsid w:val="00FC693F"/>
     <w:rPr>
       <w:smallCaps/>
-      <w:color w:val="C0504D" w:themeColor="accent2"/>
+      <w:color w:val="000000"/>
       <w:u w:val="single"/>
     </w:rPr>
   </w:style>
@@ -2174,7 +2175,7 @@
       <w:b/>
       <w:bCs/>
       <w:smallCaps/>
-      <w:color w:val="C0504D" w:themeColor="accent2"/>
+      <w:color w:val="000000"/>
       <w:spacing w:val="5"/>
       <w:u w:val="single"/>
     </w:rPr>
@@ -2240,7 +2241,7 @@
       <w:spacing w:after="0" w:line="240" w:lineRule="auto"/>
     </w:pPr>
     <w:rPr>
-      <w:color w:val="000000" w:themeColor="text1" w:themeShade="BF"/>
+      <w:color w:val="000000"/>
     </w:rPr>
     <w:tblPr>
       <w:tblStyleRowBandSize w:val="1"/>
@@ -2343,7 +2344,7 @@
       <w:spacing w:after="0" w:line="240" w:lineRule="auto"/>
     </w:pPr>
     <w:rPr>
-      <w:color w:val="365F91" w:themeColor="accent1" w:themeShade="BF"/>
+      <w:color w:val="000000"/>
     </w:rPr>
     <w:tblPr>
       <w:tblStyleRowBandSize w:val="1"/>
@@ -2446,7 +2447,7 @@
       <w:spacing w:after="0" w:line="240" w:lineRule="auto"/>
     </w:pPr>
     <w:rPr>
-      <w:color w:val="943634" w:themeColor="accent2" w:themeShade="BF"/>
+      <w:color w:val="000000"/>
     </w:rPr>
     <w:tblPr>
       <w:tblStyleRowBandSize w:val="1"/>
@@ -2549,7 +2550,7 @@
       <w:spacing w:after="0" w:line="240" w:lineRule="auto"/>
     </w:pPr>
     <w:rPr>
-      <w:color w:val="76923C" w:themeColor="accent3" w:themeShade="BF"/>
+      <w:color w:val="000000"/>
     </w:rPr>
     <w:tblPr>
       <w:tblStyleRowBandSize w:val="1"/>
@@ -2652,7 +2653,7 @@
       <w:spacing w:after="0" w:line="240" w:lineRule="auto"/>
     </w:pPr>
     <w:rPr>
-      <w:color w:val="5F497A" w:themeColor="accent4" w:themeShade="BF"/>
+      <w:color w:val="000000"/>
     </w:rPr>
     <w:tblPr>
       <w:tblStyleRowBandSize w:val="1"/>
@@ -2755,7 +2756,7 @@
       <w:spacing w:after="0" w:line="240" w:lineRule="auto"/>
     </w:pPr>
     <w:rPr>
-      <w:color w:val="31849B" w:themeColor="accent5" w:themeShade="BF"/>
+      <w:color w:val="000000"/>
     </w:rPr>
     <w:tblPr>
       <w:tblStyleRowBandSize w:val="1"/>
@@ -2858,7 +2859,7 @@
       <w:spacing w:after="0" w:line="240" w:lineRule="auto"/>
     </w:pPr>
     <w:rPr>
-      <w:color w:val="E36C0A" w:themeColor="accent6" w:themeShade="BF"/>
+      <w:color w:val="000000"/>
     </w:rPr>
     <w:tblPr>
       <w:tblStyleRowBandSize w:val="1"/>
@@ -2984,7 +2985,7 @@
       <w:rPr>
         <w:b/>
         <w:bCs/>
-        <w:color w:val="FFFFFF" w:themeColor="background1"/>
+        <w:color w:val="000000"/>
       </w:rPr>
       <w:tblPr/>
       <w:tcPr>
@@ -3076,7 +3077,7 @@
       <w:rPr>
         <w:b/>
         <w:bCs/>
-        <w:color w:val="FFFFFF" w:themeColor="background1"/>
+        <w:color w:val="000000"/>
       </w:rPr>
       <w:tblPr/>
       <w:tcPr>
@@ -3168,7 +3169,7 @@
       <w:rPr>
         <w:b/>
         <w:bCs/>
-        <w:color w:val="FFFFFF" w:themeColor="background1"/>
+        <w:color w:val="000000"/>
       </w:rPr>
       <w:tblPr/>
       <w:tcPr>
@@ -3260,7 +3261,7 @@
       <w:rPr>
         <w:b/>
         <w:bCs/>
-        <w:color w:val="FFFFFF" w:themeColor="background1"/>
+        <w:color w:val="000000"/>
       </w:rPr>
       <w:tblPr/>
       <w:tcPr>
@@ -3352,7 +3353,7 @@
       <w:rPr>
         <w:b/>
         <w:bCs/>
-        <w:color w:val="FFFFFF" w:themeColor="background1"/>
+        <w:color w:val="000000"/>
       </w:rPr>
       <w:tblPr/>
       <w:tcPr>
@@ -3444,7 +3445,7 @@
       <w:rPr>
         <w:b/>
         <w:bCs/>
-        <w:color w:val="FFFFFF" w:themeColor="background1"/>
+        <w:color w:val="000000"/>
       </w:rPr>
       <w:tblPr/>
       <w:tcPr>
@@ -3536,7 +3537,7 @@
       <w:rPr>
         <w:b/>
         <w:bCs/>
-        <w:color w:val="FFFFFF" w:themeColor="background1"/>
+        <w:color w:val="000000"/>
       </w:rPr>
       <w:tblPr/>
       <w:tcPr>
@@ -4539,7 +4540,7 @@
       <w:rPr>
         <w:b/>
         <w:bCs/>
-        <w:color w:val="FFFFFF" w:themeColor="background1"/>
+        <w:color w:val="000000"/>
       </w:rPr>
       <w:tblPr/>
       <w:tcPr>
@@ -4645,7 +4646,7 @@
       <w:rPr>
         <w:b/>
         <w:bCs/>
-        <w:color w:val="FFFFFF" w:themeColor="background1"/>
+        <w:color w:val="000000"/>
       </w:rPr>
       <w:tblPr/>
       <w:tcPr>
@@ -4751,7 +4752,7 @@
       <w:rPr>
         <w:b/>
         <w:bCs/>
-        <w:color w:val="FFFFFF" w:themeColor="background1"/>
+        <w:color w:val="000000"/>
       </w:rPr>
       <w:tblPr/>
       <w:tcPr>
@@ -4857,7 +4858,7 @@
       <w:rPr>
         <w:b/>
         <w:bCs/>
-        <w:color w:val="FFFFFF" w:themeColor="background1"/>
+        <w:color w:val="000000"/>
       </w:rPr>
       <w:tblPr/>
       <w:tcPr>
@@ -4963,7 +4964,7 @@
       <w:rPr>
         <w:b/>
         <w:bCs/>
-        <w:color w:val="FFFFFF" w:themeColor="background1"/>
+        <w:color w:val="000000"/>
       </w:rPr>
       <w:tblPr/>
       <w:tcPr>
@@ -5069,7 +5070,7 @@
       <w:rPr>
         <w:b/>
         <w:bCs/>
-        <w:color w:val="FFFFFF" w:themeColor="background1"/>
+        <w:color w:val="000000"/>
       </w:rPr>
       <w:tblPr/>
       <w:tcPr>
@@ -5175,7 +5176,7 @@
       <w:rPr>
         <w:b/>
         <w:bCs/>
-        <w:color w:val="FFFFFF" w:themeColor="background1"/>
+        <w:color w:val="000000"/>
       </w:rPr>
       <w:tblPr/>
       <w:tcPr>
@@ -5278,7 +5279,7 @@
       <w:rPr>
         <w:b/>
         <w:bCs/>
-        <w:color w:val="FFFFFF" w:themeColor="background1"/>
+        <w:color w:val="000000"/>
       </w:rPr>
       <w:tblPr/>
       <w:tcPr>
@@ -5298,7 +5299,7 @@
         <w:spacing w:before="0" w:after="0" w:line="240" w:lineRule="auto"/>
       </w:pPr>
       <w:rPr>
-        <w:color w:val="auto"/>
+        <w:color w:val="000000"/>
       </w:rPr>
       <w:tblPr/>
       <w:tcPr>
@@ -5317,7 +5318,7 @@
       <w:rPr>
         <w:b/>
         <w:bCs/>
-        <w:color w:val="FFFFFF" w:themeColor="background1"/>
+        <w:color w:val="000000"/>
       </w:rPr>
       <w:tblPr/>
       <w:tcPr>
@@ -5336,7 +5337,7 @@
       <w:rPr>
         <w:b/>
         <w:bCs/>
-        <w:color w:val="FFFFFF" w:themeColor="background1"/>
+        <w:color w:val="000000"/>
       </w:rPr>
       <w:tblPr/>
       <w:tcPr>
@@ -5382,7 +5383,7 @@
     </w:tblStylePr>
     <w:tblStylePr w:type="nwCell">
       <w:rPr>
-        <w:color w:val="FFFFFF" w:themeColor="background1"/>
+        <w:color w:val="000000"/>
       </w:rPr>
       <w:tblPr/>
       <w:tcPr>
@@ -5427,7 +5428,7 @@
       <w:rPr>
         <w:b/>
         <w:bCs/>
-        <w:color w:val="FFFFFF" w:themeColor="background1"/>
+        <w:color w:val="000000"/>
       </w:rPr>
       <w:tblPr/>
       <w:tcPr>
@@ -5447,7 +5448,7 @@
         <w:spacing w:before="0" w:after="0" w:line="240" w:lineRule="auto"/>
       </w:pPr>
       <w:rPr>
-        <w:color w:val="auto"/>
+        <w:color w:val="000000"/>
       </w:rPr>
       <w:tblPr/>
       <w:tcPr>
@@ -5466,7 +5467,7 @@
       <w:rPr>
         <w:b/>
         <w:bCs/>
-        <w:color w:val="FFFFFF" w:themeColor="background1"/>
+        <w:color w:val="000000"/>
       </w:rPr>
       <w:tblPr/>
       <w:tcPr>
@@ -5485,7 +5486,7 @@
       <w:rPr>
         <w:b/>
         <w:bCs/>
-        <w:color w:val="FFFFFF" w:themeColor="background1"/>
+        <w:color w:val="000000"/>
       </w:rPr>
       <w:tblPr/>
       <w:tcPr>
@@ -5531,7 +5532,7 @@
     </w:tblStylePr>
     <w:tblStylePr w:type="nwCell">
       <w:rPr>
-        <w:color w:val="FFFFFF" w:themeColor="background1"/>
+        <w:color w:val="000000"/>
       </w:rPr>
       <w:tblPr/>
       <w:tcPr>
@@ -5576,7 +5577,7 @@
       <w:rPr>
         <w:b/>
         <w:bCs/>
-        <w:color w:val="FFFFFF" w:themeColor="background1"/>
+        <w:color w:val="000000"/>
       </w:rPr>
       <w:tblPr/>
       <w:tcPr>
@@ -5596,7 +5597,7 @@
         <w:spacing w:before="0" w:after="0" w:line="240" w:lineRule="auto"/>
       </w:pPr>
       <w:rPr>
-        <w:color w:val="auto"/>
+        <w:color w:val="000000"/>
       </w:rPr>
       <w:tblPr/>
       <w:tcPr>
@@ -5615,7 +5616,7 @@
       <w:rPr>
         <w:b/>
         <w:bCs/>
-        <w:color w:val="FFFFFF" w:themeColor="background1"/>
+        <w:color w:val="000000"/>
       </w:rPr>
       <w:tblPr/>
       <w:tcPr>
@@ -5634,7 +5635,7 @@
       <w:rPr>
         <w:b/>
         <w:bCs/>
-        <w:color w:val="FFFFFF" w:themeColor="background1"/>
+        <w:color w:val="000000"/>
       </w:rPr>
       <w:tblPr/>
       <w:tcPr>
@@ -5680,7 +5681,7 @@
     </w:tblStylePr>
     <w:tblStylePr w:type="nwCell">
       <w:rPr>
-        <w:color w:val="FFFFFF" w:themeColor="background1"/>
+        <w:color w:val="000000"/>
       </w:rPr>
       <w:tblPr/>
       <w:tcPr>
@@ -5725,7 +5726,7 @@
       <w:rPr>
         <w:b/>
         <w:bCs/>
-        <w:color w:val="FFFFFF" w:themeColor="background1"/>
+        <w:color w:val="000000"/>
       </w:rPr>
       <w:tblPr/>
       <w:tcPr>
@@ -5745,7 +5746,7 @@
         <w:spacing w:before="0" w:after="0" w:line="240" w:lineRule="auto"/>
       </w:pPr>
       <w:rPr>
-        <w:color w:val="auto"/>
+        <w:color w:val="000000"/>
       </w:rPr>
       <w:tblPr/>
       <w:tcPr>
@@ -5764,7 +5765,7 @@
       <w:rPr>
         <w:b/>
         <w:bCs/>
-        <w:color w:val="FFFFFF" w:themeColor="background1"/>
+        <w:color w:val="000000"/>
       </w:rPr>
       <w:tblPr/>
       <w:tcPr>
@@ -5783,7 +5784,7 @@
       <w:rPr>
         <w:b/>
         <w:bCs/>
-        <w:color w:val="FFFFFF" w:themeColor="background1"/>
+        <w:color w:val="000000"/>
       </w:rPr>
       <w:tblPr/>
       <w:tcPr>
@@ -5829,7 +5830,7 @@
     </w:tblStylePr>
     <w:tblStylePr w:type="nwCell">
       <w:rPr>
-        <w:color w:val="FFFFFF" w:themeColor="background1"/>
+        <w:color w:val="000000"/>
       </w:rPr>
       <w:tblPr/>
       <w:tcPr>
@@ -5874,7 +5875,7 @@
       <w:rPr>
         <w:b/>
         <w:bCs/>
-        <w:color w:val="FFFFFF" w:themeColor="background1"/>
+        <w:color w:val="000000"/>
       </w:rPr>
       <w:tblPr/>
       <w:tcPr>
@@ -5894,7 +5895,7 @@
         <w:spacing w:before="0" w:after="0" w:line="240" w:lineRule="auto"/>
       </w:pPr>
       <w:rPr>
-        <w:color w:val="auto"/>
+        <w:color w:val="000000"/>
       </w:rPr>
       <w:tblPr/>
       <w:tcPr>
@@ -5913,7 +5914,7 @@
       <w:rPr>
         <w:b/>
         <w:bCs/>
-        <w:color w:val="FFFFFF" w:themeColor="background1"/>
+        <w:color w:val="000000"/>
       </w:rPr>
       <w:tblPr/>
       <w:tcPr>
@@ -5932,7 +5933,7 @@
       <w:rPr>
         <w:b/>
         <w:bCs/>
-        <w:color w:val="FFFFFF" w:themeColor="background1"/>
+        <w:color w:val="000000"/>
       </w:rPr>
       <w:tblPr/>
       <w:tcPr>
@@ -5978,7 +5979,7 @@
     </w:tblStylePr>
     <w:tblStylePr w:type="nwCell">
       <w:rPr>
-        <w:color w:val="FFFFFF" w:themeColor="background1"/>
+        <w:color w:val="000000"/>
       </w:rPr>
       <w:tblPr/>
       <w:tcPr>
@@ -6023,7 +6024,7 @@
       <w:rPr>
         <w:b/>
         <w:bCs/>
-        <w:color w:val="FFFFFF" w:themeColor="background1"/>
+        <w:color w:val="000000"/>
       </w:rPr>
       <w:tblPr/>
       <w:tcPr>
@@ -6043,7 +6044,7 @@
         <w:spacing w:before="0" w:after="0" w:line="240" w:lineRule="auto"/>
       </w:pPr>
       <w:rPr>
-        <w:color w:val="auto"/>
+        <w:color w:val="000000"/>
       </w:rPr>
       <w:tblPr/>
       <w:tcPr>
@@ -6062,7 +6063,7 @@
       <w:rPr>
         <w:b/>
         <w:bCs/>
-        <w:color w:val="FFFFFF" w:themeColor="background1"/>
+        <w:color w:val="000000"/>
       </w:rPr>
       <w:tblPr/>
       <w:tcPr>
@@ -6081,7 +6082,7 @@
       <w:rPr>
         <w:b/>
         <w:bCs/>
-        <w:color w:val="FFFFFF" w:themeColor="background1"/>
+        <w:color w:val="000000"/>
       </w:rPr>
       <w:tblPr/>
       <w:tcPr>
@@ -6127,7 +6128,7 @@
     </w:tblStylePr>
     <w:tblStylePr w:type="nwCell">
       <w:rPr>
-        <w:color w:val="FFFFFF" w:themeColor="background1"/>
+        <w:color w:val="000000"/>
       </w:rPr>
       <w:tblPr/>
       <w:tcPr>
@@ -6172,7 +6173,7 @@
       <w:rPr>
         <w:b/>
         <w:bCs/>
-        <w:color w:val="FFFFFF" w:themeColor="background1"/>
+        <w:color w:val="000000"/>
       </w:rPr>
       <w:tblPr/>
       <w:tcPr>
@@ -6192,7 +6193,7 @@
         <w:spacing w:before="0" w:after="0" w:line="240" w:lineRule="auto"/>
       </w:pPr>
       <w:rPr>
-        <w:color w:val="auto"/>
+        <w:color w:val="000000"/>
       </w:rPr>
       <w:tblPr/>
       <w:tcPr>
@@ -6211,7 +6212,7 @@
       <w:rPr>
         <w:b/>
         <w:bCs/>
-        <w:color w:val="FFFFFF" w:themeColor="background1"/>
+        <w:color w:val="000000"/>
       </w:rPr>
       <w:tblPr/>
       <w:tcPr>
@@ -6230,7 +6231,7 @@
       <w:rPr>
         <w:b/>
         <w:bCs/>
-        <w:color w:val="FFFFFF" w:themeColor="background1"/>
+        <w:color w:val="000000"/>
       </w:rPr>
       <w:tblPr/>
       <w:tcPr>
@@ -6276,7 +6277,7 @@
     </w:tblStylePr>
     <w:tblStylePr w:type="nwCell">
       <w:rPr>
-        <w:color w:val="FFFFFF" w:themeColor="background1"/>
+        <w:color w:val="000000"/>
       </w:rPr>
       <w:tblPr/>
       <w:tcPr>
@@ -6300,7 +6301,7 @@
       <w:spacing w:after="0" w:line="240" w:lineRule="auto"/>
     </w:pPr>
     <w:rPr>
-      <w:color w:val="000000" w:themeColor="text1"/>
+      <w:color w:val="000000"/>
     </w:rPr>
     <w:tblPr>
       <w:tblStyleRowBandSize w:val="1"/>
@@ -6333,7 +6334,7 @@
       <w:rPr>
         <w:b/>
         <w:bCs/>
-        <w:color w:val="1F497D" w:themeColor="text2"/>
+        <w:color w:val="000000"/>
       </w:rPr>
       <w:tblPr/>
       <w:tcPr>
@@ -6384,7 +6385,7 @@
       <w:spacing w:after="0" w:line="240" w:lineRule="auto"/>
     </w:pPr>
     <w:rPr>
-      <w:color w:val="000000" w:themeColor="text1"/>
+      <w:color w:val="000000"/>
     </w:rPr>
     <w:tblPr>
       <w:tblStyleRowBandSize w:val="1"/>
@@ -6417,7 +6418,7 @@
       <w:rPr>
         <w:b/>
         <w:bCs/>
-        <w:color w:val="1F497D" w:themeColor="text2"/>
+        <w:color w:val="000000"/>
       </w:rPr>
       <w:tblPr/>
       <w:tcPr>
@@ -6468,7 +6469,7 @@
       <w:spacing w:after="0" w:line="240" w:lineRule="auto"/>
     </w:pPr>
     <w:rPr>
-      <w:color w:val="000000" w:themeColor="text1"/>
+      <w:color w:val="000000"/>
     </w:rPr>
     <w:tblPr>
       <w:tblStyleRowBandSize w:val="1"/>
@@ -6501,7 +6502,7 @@
       <w:rPr>
         <w:b/>
         <w:bCs/>
-        <w:color w:val="1F497D" w:themeColor="text2"/>
+        <w:color w:val="000000"/>
       </w:rPr>
       <w:tblPr/>
       <w:tcPr>
@@ -6552,7 +6553,7 @@
       <w:spacing w:after="0" w:line="240" w:lineRule="auto"/>
     </w:pPr>
     <w:rPr>
-      <w:color w:val="000000" w:themeColor="text1"/>
+      <w:color w:val="000000"/>
     </w:rPr>
     <w:tblPr>
       <w:tblStyleRowBandSize w:val="1"/>
@@ -6585,7 +6586,7 @@
       <w:rPr>
         <w:b/>
         <w:bCs/>
-        <w:color w:val="1F497D" w:themeColor="text2"/>
+        <w:color w:val="000000"/>
       </w:rPr>
       <w:tblPr/>
       <w:tcPr>
@@ -6636,7 +6637,7 @@
       <w:spacing w:after="0" w:line="240" w:lineRule="auto"/>
     </w:pPr>
     <w:rPr>
-      <w:color w:val="000000" w:themeColor="text1"/>
+      <w:color w:val="000000"/>
     </w:rPr>
     <w:tblPr>
       <w:tblStyleRowBandSize w:val="1"/>
@@ -6669,7 +6670,7 @@
       <w:rPr>
         <w:b/>
         <w:bCs/>
-        <w:color w:val="1F497D" w:themeColor="text2"/>
+        <w:color w:val="000000"/>
       </w:rPr>
       <w:tblPr/>
       <w:tcPr>
@@ -6720,7 +6721,7 @@
       <w:spacing w:after="0" w:line="240" w:lineRule="auto"/>
     </w:pPr>
     <w:rPr>
-      <w:color w:val="000000" w:themeColor="text1"/>
+      <w:color w:val="000000"/>
     </w:rPr>
     <w:tblPr>
       <w:tblStyleRowBandSize w:val="1"/>
@@ -6753,7 +6754,7 @@
       <w:rPr>
         <w:b/>
         <w:bCs/>
-        <w:color w:val="1F497D" w:themeColor="text2"/>
+        <w:color w:val="000000"/>
       </w:rPr>
       <w:tblPr/>
       <w:tcPr>
@@ -6804,7 +6805,7 @@
       <w:spacing w:after="0" w:line="240" w:lineRule="auto"/>
     </w:pPr>
     <w:rPr>
-      <w:color w:val="000000" w:themeColor="text1"/>
+      <w:color w:val="000000"/>
     </w:rPr>
     <w:tblPr>
       <w:tblStyleRowBandSize w:val="1"/>
@@ -6837,7 +6838,7 @@
       <w:rPr>
         <w:b/>
         <w:bCs/>
-        <w:color w:val="1F497D" w:themeColor="text2"/>
+        <w:color w:val="000000"/>
       </w:rPr>
       <w:tblPr/>
       <w:tcPr>
@@ -6889,7 +6890,7 @@
     </w:pPr>
     <w:rPr>
       <w:rFonts w:asciiTheme="majorHAnsi" w:eastAsiaTheme="majorEastAsia" w:hAnsiTheme="majorHAnsi" w:cstheme="majorBidi"/>
-      <w:color w:val="000000" w:themeColor="text1"/>
+      <w:color w:val="000000"/>
     </w:rPr>
     <w:tblPr>
       <w:tblStyleRowBandSize w:val="1"/>
@@ -7017,7 +7018,7 @@
     </w:pPr>
     <w:rPr>
       <w:rFonts w:asciiTheme="majorHAnsi" w:eastAsiaTheme="majorEastAsia" w:hAnsiTheme="majorHAnsi" w:cstheme="majorBidi"/>
-      <w:color w:val="000000" w:themeColor="text1"/>
+      <w:color w:val="000000"/>
     </w:rPr>
     <w:tblPr>
       <w:tblStyleRowBandSize w:val="1"/>
@@ -7145,7 +7146,7 @@
     </w:pPr>
     <w:rPr>
       <w:rFonts w:asciiTheme="majorHAnsi" w:eastAsiaTheme="majorEastAsia" w:hAnsiTheme="majorHAnsi" w:cstheme="majorBidi"/>
-      <w:color w:val="000000" w:themeColor="text1"/>
+      <w:color w:val="000000"/>
     </w:rPr>
     <w:tblPr>
       <w:tblStyleRowBandSize w:val="1"/>
@@ -7273,7 +7274,7 @@
     </w:pPr>
     <w:rPr>
       <w:rFonts w:asciiTheme="majorHAnsi" w:eastAsiaTheme="majorEastAsia" w:hAnsiTheme="majorHAnsi" w:cstheme="majorBidi"/>
-      <w:color w:val="000000" w:themeColor="text1"/>
+      <w:color w:val="000000"/>
     </w:rPr>
     <w:tblPr>
       <w:tblStyleRowBandSize w:val="1"/>
@@ -7401,7 +7402,7 @@
     </w:pPr>
     <w:rPr>
       <w:rFonts w:asciiTheme="majorHAnsi" w:eastAsiaTheme="majorEastAsia" w:hAnsiTheme="majorHAnsi" w:cstheme="majorBidi"/>
-      <w:color w:val="000000" w:themeColor="text1"/>
+      <w:color w:val="000000"/>
     </w:rPr>
     <w:tblPr>
       <w:tblStyleRowBandSize w:val="1"/>
@@ -7529,7 +7530,7 @@
     </w:pPr>
     <w:rPr>
       <w:rFonts w:asciiTheme="majorHAnsi" w:eastAsiaTheme="majorEastAsia" w:hAnsiTheme="majorHAnsi" w:cstheme="majorBidi"/>
-      <w:color w:val="000000" w:themeColor="text1"/>
+      <w:color w:val="000000"/>
     </w:rPr>
     <w:tblPr>
       <w:tblStyleRowBandSize w:val="1"/>
@@ -7657,7 +7658,7 @@
     </w:pPr>
     <w:rPr>
       <w:rFonts w:asciiTheme="majorHAnsi" w:eastAsiaTheme="majorEastAsia" w:hAnsiTheme="majorHAnsi" w:cstheme="majorBidi"/>
-      <w:color w:val="000000" w:themeColor="text1"/>
+      <w:color w:val="000000"/>
     </w:rPr>
     <w:tblPr>
       <w:tblStyleRowBandSize w:val="1"/>
@@ -8296,7 +8297,7 @@
     </w:pPr>
     <w:rPr>
       <w:rFonts w:asciiTheme="majorHAnsi" w:eastAsiaTheme="majorEastAsia" w:hAnsiTheme="majorHAnsi" w:cstheme="majorBidi"/>
-      <w:color w:val="000000" w:themeColor="text1"/>
+      <w:color w:val="000000"/>
     </w:rPr>
     <w:tblPr>
       <w:tblStyleRowBandSize w:val="1"/>
@@ -8324,7 +8325,7 @@
       <w:rPr>
         <w:b/>
         <w:bCs/>
-        <w:color w:val="000000" w:themeColor="text1"/>
+        <w:color w:val="000000"/>
       </w:rPr>
       <w:tblPr/>
       <w:tcPr>
@@ -8335,7 +8336,7 @@
       <w:rPr>
         <w:b/>
         <w:bCs/>
-        <w:color w:val="000000" w:themeColor="text1"/>
+        <w:color w:val="000000"/>
       </w:rPr>
       <w:tblPr/>
       <w:tcPr>
@@ -8354,7 +8355,7 @@
       <w:rPr>
         <w:b/>
         <w:bCs/>
-        <w:color w:val="000000" w:themeColor="text1"/>
+        <w:color w:val="000000"/>
       </w:rPr>
       <w:tblPr/>
       <w:tcPr>
@@ -8373,7 +8374,7 @@
       <w:rPr>
         <w:b w:val="0"/>
         <w:bCs w:val="0"/>
-        <w:color w:val="000000" w:themeColor="text1"/>
+        <w:color w:val="000000"/>
       </w:rPr>
       <w:tblPr/>
       <w:tcPr>
@@ -8421,7 +8422,7 @@
     </w:pPr>
     <w:rPr>
       <w:rFonts w:asciiTheme="majorHAnsi" w:eastAsiaTheme="majorEastAsia" w:hAnsiTheme="majorHAnsi" w:cstheme="majorBidi"/>
-      <w:color w:val="000000" w:themeColor="text1"/>
+      <w:color w:val="000000"/>
     </w:rPr>
     <w:tblPr>
       <w:tblStyleRowBandSize w:val="1"/>
@@ -8449,7 +8450,7 @@
       <w:rPr>
         <w:b/>
         <w:bCs/>
-        <w:color w:val="000000" w:themeColor="text1"/>
+        <w:color w:val="000000"/>
       </w:rPr>
       <w:tblPr/>
       <w:tcPr>
@@ -8460,7 +8461,7 @@
       <w:rPr>
         <w:b/>
         <w:bCs/>
-        <w:color w:val="000000" w:themeColor="text1"/>
+        <w:color w:val="000000"/>
       </w:rPr>
       <w:tblPr/>
       <w:tcPr>
@@ -8479,7 +8480,7 @@
       <w:rPr>
         <w:b/>
         <w:bCs/>
-        <w:color w:val="000000" w:themeColor="text1"/>
+        <w:color w:val="000000"/>
       </w:rPr>
       <w:tblPr/>
       <w:tcPr>
@@ -8498,7 +8499,7 @@
       <w:rPr>
         <w:b w:val="0"/>
         <w:bCs w:val="0"/>
-        <w:color w:val="000000" w:themeColor="text1"/>
+        <w:color w:val="000000"/>
       </w:rPr>
       <w:tblPr/>
       <w:tcPr>
@@ -8546,7 +8547,7 @@
     </w:pPr>
     <w:rPr>
       <w:rFonts w:asciiTheme="majorHAnsi" w:eastAsiaTheme="majorEastAsia" w:hAnsiTheme="majorHAnsi" w:cstheme="majorBidi"/>
-      <w:color w:val="000000" w:themeColor="text1"/>
+      <w:color w:val="000000"/>
     </w:rPr>
     <w:tblPr>
       <w:tblStyleRowBandSize w:val="1"/>
@@ -8574,7 +8575,7 @@
       <w:rPr>
         <w:b/>
         <w:bCs/>
-        <w:color w:val="000000" w:themeColor="text1"/>
+        <w:color w:val="000000"/>
       </w:rPr>
       <w:tblPr/>
       <w:tcPr>
@@ -8585,7 +8586,7 @@
       <w:rPr>
         <w:b/>
         <w:bCs/>
-        <w:color w:val="000000" w:themeColor="text1"/>
+        <w:color w:val="000000"/>
       </w:rPr>
       <w:tblPr/>
       <w:tcPr>
@@ -8604,7 +8605,7 @@
       <w:rPr>
         <w:b/>
         <w:bCs/>
-        <w:color w:val="000000" w:themeColor="text1"/>
+        <w:color w:val="000000"/>
       </w:rPr>
       <w:tblPr/>
       <w:tcPr>
@@ -8623,7 +8624,7 @@
       <w:rPr>
         <w:b w:val="0"/>
         <w:bCs w:val="0"/>
-        <w:color w:val="000000" w:themeColor="text1"/>
+        <w:color w:val="000000"/>
       </w:rPr>
       <w:tblPr/>
       <w:tcPr>
@@ -8671,7 +8672,7 @@
     </w:pPr>
     <w:rPr>
       <w:rFonts w:asciiTheme="majorHAnsi" w:eastAsiaTheme="majorEastAsia" w:hAnsiTheme="majorHAnsi" w:cstheme="majorBidi"/>
-      <w:color w:val="000000" w:themeColor="text1"/>
+      <w:color w:val="000000"/>
     </w:rPr>
     <w:tblPr>
       <w:tblStyleRowBandSize w:val="1"/>
@@ -8699,7 +8700,7 @@
       <w:rPr>
         <w:b/>
         <w:bCs/>
-        <w:color w:val="000000" w:themeColor="text1"/>
+        <w:color w:val="000000"/>
       </w:rPr>
       <w:tblPr/>
       <w:tcPr>
@@ -8710,7 +8711,7 @@
       <w:rPr>
         <w:b/>
         <w:bCs/>
-        <w:color w:val="000000" w:themeColor="text1"/>
+        <w:color w:val="000000"/>
       </w:rPr>
       <w:tblPr/>
       <w:tcPr>
@@ -8729,7 +8730,7 @@
       <w:rPr>
         <w:b/>
         <w:bCs/>
-        <w:color w:val="000000" w:themeColor="text1"/>
+        <w:color w:val="000000"/>
       </w:rPr>
       <w:tblPr/>
       <w:tcPr>
@@ -8748,7 +8749,7 @@
       <w:rPr>
         <w:b w:val="0"/>
         <w:bCs w:val="0"/>
-        <w:color w:val="000000" w:themeColor="text1"/>
+        <w:color w:val="000000"/>
       </w:rPr>
       <w:tblPr/>
       <w:tcPr>
@@ -8796,7 +8797,7 @@
     </w:pPr>
     <w:rPr>
       <w:rFonts w:asciiTheme="majorHAnsi" w:eastAsiaTheme="majorEastAsia" w:hAnsiTheme="majorHAnsi" w:cstheme="majorBidi"/>
-      <w:color w:val="000000" w:themeColor="text1"/>
+      <w:color w:val="000000"/>
     </w:rPr>
     <w:tblPr>
       <w:tblStyleRowBandSize w:val="1"/>
@@ -8824,7 +8825,7 @@
       <w:rPr>
         <w:b/>
         <w:bCs/>
-        <w:color w:val="000000" w:themeColor="text1"/>
+        <w:color w:val="000000"/>
       </w:rPr>
       <w:tblPr/>
       <w:tcPr>
@@ -8835,7 +8836,7 @@
       <w:rPr>
         <w:b/>
         <w:bCs/>
-        <w:color w:val="000000" w:themeColor="text1"/>
+        <w:color w:val="000000"/>
       </w:rPr>
       <w:tblPr/>
       <w:tcPr>
@@ -8854,7 +8855,7 @@
       <w:rPr>
         <w:b/>
         <w:bCs/>
-        <w:color w:val="000000" w:themeColor="text1"/>
+        <w:color w:val="000000"/>
       </w:rPr>
       <w:tblPr/>
       <w:tcPr>
@@ -8873,7 +8874,7 @@
       <w:rPr>
         <w:b w:val="0"/>
         <w:bCs w:val="0"/>
-        <w:color w:val="000000" w:themeColor="text1"/>
+        <w:color w:val="000000"/>
       </w:rPr>
       <w:tblPr/>
       <w:tcPr>
@@ -8921,7 +8922,7 @@
     </w:pPr>
     <w:rPr>
       <w:rFonts w:asciiTheme="majorHAnsi" w:eastAsiaTheme="majorEastAsia" w:hAnsiTheme="majorHAnsi" w:cstheme="majorBidi"/>
-      <w:color w:val="000000" w:themeColor="text1"/>
+      <w:color w:val="000000"/>
     </w:rPr>
     <w:tblPr>
       <w:tblStyleRowBandSize w:val="1"/>
@@ -8949,7 +8950,7 @@
       <w:rPr>
         <w:b/>
         <w:bCs/>
-        <w:color w:val="000000" w:themeColor="text1"/>
+        <w:color w:val="000000"/>
       </w:rPr>
       <w:tblPr/>
       <w:tcPr>
@@ -8960,7 +8961,7 @@
       <w:rPr>
         <w:b/>
         <w:bCs/>
-        <w:color w:val="000000" w:themeColor="text1"/>
+        <w:color w:val="000000"/>
       </w:rPr>
       <w:tblPr/>
       <w:tcPr>
@@ -8979,7 +8980,7 @@
       <w:rPr>
         <w:b/>
         <w:bCs/>
-        <w:color w:val="000000" w:themeColor="text1"/>
+        <w:color w:val="000000"/>
       </w:rPr>
       <w:tblPr/>
       <w:tcPr>
@@ -8998,7 +8999,7 @@
       <w:rPr>
         <w:b w:val="0"/>
         <w:bCs w:val="0"/>
-        <w:color w:val="000000" w:themeColor="text1"/>
+        <w:color w:val="000000"/>
       </w:rPr>
       <w:tblPr/>
       <w:tcPr>
@@ -9046,7 +9047,7 @@
     </w:pPr>
     <w:rPr>
       <w:rFonts w:asciiTheme="majorHAnsi" w:eastAsiaTheme="majorEastAsia" w:hAnsiTheme="majorHAnsi" w:cstheme="majorBidi"/>
-      <w:color w:val="000000" w:themeColor="text1"/>
+      <w:color w:val="000000"/>
     </w:rPr>
     <w:tblPr>
       <w:tblStyleRowBandSize w:val="1"/>
@@ -9074,7 +9075,7 @@
       <w:rPr>
         <w:b/>
         <w:bCs/>
-        <w:color w:val="000000" w:themeColor="text1"/>
+        <w:color w:val="000000"/>
       </w:rPr>
       <w:tblPr/>
       <w:tcPr>
@@ -9085,7 +9086,7 @@
       <w:rPr>
         <w:b/>
         <w:bCs/>
-        <w:color w:val="000000" w:themeColor="text1"/>
+        <w:color w:val="000000"/>
       </w:rPr>
       <w:tblPr/>
       <w:tcPr>
@@ -9104,7 +9105,7 @@
       <w:rPr>
         <w:b/>
         <w:bCs/>
-        <w:color w:val="000000" w:themeColor="text1"/>
+        <w:color w:val="000000"/>
       </w:rPr>
       <w:tblPr/>
       <w:tcPr>
@@ -9123,7 +9124,7 @@
       <w:rPr>
         <w:b w:val="0"/>
         <w:bCs w:val="0"/>
-        <w:color w:val="000000" w:themeColor="text1"/>
+        <w:color w:val="000000"/>
       </w:rPr>
       <w:tblPr/>
       <w:tcPr>
@@ -9197,7 +9198,7 @@
         <w:bCs/>
         <w:i w:val="0"/>
         <w:iCs w:val="0"/>
-        <w:color w:val="FFFFFF" w:themeColor="background1"/>
+        <w:color w:val="000000"/>
       </w:rPr>
       <w:tblPr/>
       <w:tcPr>
@@ -9218,7 +9219,7 @@
         <w:bCs/>
         <w:i w:val="0"/>
         <w:iCs w:val="0"/>
-        <w:color w:val="FFFFFF" w:themeColor="background1"/>
+        <w:color w:val="000000"/>
       </w:rPr>
       <w:tblPr/>
       <w:tcPr>
@@ -9239,7 +9240,7 @@
         <w:bCs/>
         <w:i w:val="0"/>
         <w:iCs w:val="0"/>
-        <w:color w:val="FFFFFF" w:themeColor="background1"/>
+        <w:color w:val="000000"/>
       </w:rPr>
       <w:tblPr/>
       <w:tcPr>
@@ -9258,7 +9259,7 @@
         <w:bCs/>
         <w:i w:val="0"/>
         <w:iCs w:val="0"/>
-        <w:color w:val="FFFFFF" w:themeColor="background1"/>
+        <w:color w:val="000000"/>
       </w:rPr>
       <w:tblPr/>
       <w:tcPr>
@@ -9338,7 +9339,7 @@
         <w:bCs/>
         <w:i w:val="0"/>
         <w:iCs w:val="0"/>
-        <w:color w:val="FFFFFF" w:themeColor="background1"/>
+        <w:color w:val="000000"/>
       </w:rPr>
       <w:tblPr/>
       <w:tcPr>
@@ -9359,7 +9360,7 @@
         <w:bCs/>
         <w:i w:val="0"/>
         <w:iCs w:val="0"/>
-        <w:color w:val="FFFFFF" w:themeColor="background1"/>
+        <w:color w:val="000000"/>
       </w:rPr>
       <w:tblPr/>
       <w:tcPr>
@@ -9380,7 +9381,7 @@
         <w:bCs/>
         <w:i w:val="0"/>
         <w:iCs w:val="0"/>
-        <w:color w:val="FFFFFF" w:themeColor="background1"/>
+        <w:color w:val="000000"/>
       </w:rPr>
       <w:tblPr/>
       <w:tcPr>
@@ -9399,7 +9400,7 @@
         <w:bCs/>
         <w:i w:val="0"/>
         <w:iCs w:val="0"/>
-        <w:color w:val="FFFFFF" w:themeColor="background1"/>
+        <w:color w:val="000000"/>
       </w:rPr>
       <w:tblPr/>
       <w:tcPr>
@@ -9479,7 +9480,7 @@
         <w:bCs/>
         <w:i w:val="0"/>
         <w:iCs w:val="0"/>
-        <w:color w:val="FFFFFF" w:themeColor="background1"/>
+        <w:color w:val="000000"/>
       </w:rPr>
       <w:tblPr/>
       <w:tcPr>
@@ -9500,7 +9501,7 @@
         <w:bCs/>
         <w:i w:val="0"/>
         <w:iCs w:val="0"/>
-        <w:color w:val="FFFFFF" w:themeColor="background1"/>
+        <w:color w:val="000000"/>
       </w:rPr>
       <w:tblPr/>
       <w:tcPr>
@@ -9521,7 +9522,7 @@
         <w:bCs/>
         <w:i w:val="0"/>
         <w:iCs w:val="0"/>
-        <w:color w:val="FFFFFF" w:themeColor="background1"/>
+        <w:color w:val="000000"/>
       </w:rPr>
       <w:tblPr/>
       <w:tcPr>
@@ -9540,7 +9541,7 @@
         <w:bCs/>
         <w:i w:val="0"/>
         <w:iCs w:val="0"/>
-        <w:color w:val="FFFFFF" w:themeColor="background1"/>
+        <w:color w:val="000000"/>
       </w:rPr>
       <w:tblPr/>
       <w:tcPr>
@@ -9620,7 +9621,7 @@
         <w:bCs/>
         <w:i w:val="0"/>
         <w:iCs w:val="0"/>
-        <w:color w:val="FFFFFF" w:themeColor="background1"/>
+        <w:color w:val="000000"/>
       </w:rPr>
       <w:tblPr/>
       <w:tcPr>
@@ -9641,7 +9642,7 @@
         <w:bCs/>
         <w:i w:val="0"/>
         <w:iCs w:val="0"/>
-        <w:color w:val="FFFFFF" w:themeColor="background1"/>
+        <w:color w:val="000000"/>
       </w:rPr>
       <w:tblPr/>
       <w:tcPr>
@@ -9662,7 +9663,7 @@
         <w:bCs/>
         <w:i w:val="0"/>
         <w:iCs w:val="0"/>
-        <w:color w:val="FFFFFF" w:themeColor="background1"/>
+        <w:color w:val="000000"/>
       </w:rPr>
       <w:tblPr/>
       <w:tcPr>
@@ -9681,7 +9682,7 @@
         <w:bCs/>
         <w:i w:val="0"/>
         <w:iCs w:val="0"/>
-        <w:color w:val="FFFFFF" w:themeColor="background1"/>
+        <w:color w:val="000000"/>
       </w:rPr>
       <w:tblPr/>
       <w:tcPr>
@@ -9761,7 +9762,7 @@
         <w:bCs/>
         <w:i w:val="0"/>
         <w:iCs w:val="0"/>
-        <w:color w:val="FFFFFF" w:themeColor="background1"/>
+        <w:color w:val="000000"/>
       </w:rPr>
       <w:tblPr/>
       <w:tcPr>
@@ -9782,7 +9783,7 @@
         <w:bCs/>
         <w:i w:val="0"/>
         <w:iCs w:val="0"/>
-        <w:color w:val="FFFFFF" w:themeColor="background1"/>
+        <w:color w:val="000000"/>
       </w:rPr>
       <w:tblPr/>
       <w:tcPr>
@@ -9803,7 +9804,7 @@
         <w:bCs/>
         <w:i w:val="0"/>
         <w:iCs w:val="0"/>
-        <w:color w:val="FFFFFF" w:themeColor="background1"/>
+        <w:color w:val="000000"/>
       </w:rPr>
       <w:tblPr/>
       <w:tcPr>
@@ -9822,7 +9823,7 @@
         <w:bCs/>
         <w:i w:val="0"/>
         <w:iCs w:val="0"/>
-        <w:color w:val="FFFFFF" w:themeColor="background1"/>
+        <w:color w:val="000000"/>
       </w:rPr>
       <w:tblPr/>
       <w:tcPr>
@@ -9902,7 +9903,7 @@
         <w:bCs/>
         <w:i w:val="0"/>
         <w:iCs w:val="0"/>
-        <w:color w:val="FFFFFF" w:themeColor="background1"/>
+        <w:color w:val="000000"/>
       </w:rPr>
       <w:tblPr/>
       <w:tcPr>
@@ -9923,7 +9924,7 @@
         <w:bCs/>
         <w:i w:val="0"/>
         <w:iCs w:val="0"/>
-        <w:color w:val="FFFFFF" w:themeColor="background1"/>
+        <w:color w:val="000000"/>
       </w:rPr>
       <w:tblPr/>
       <w:tcPr>
@@ -9944,7 +9945,7 @@
         <w:bCs/>
         <w:i w:val="0"/>
         <w:iCs w:val="0"/>
-        <w:color w:val="FFFFFF" w:themeColor="background1"/>
+        <w:color w:val="000000"/>
       </w:rPr>
       <w:tblPr/>
       <w:tcPr>
@@ -9963,7 +9964,7 @@
         <w:bCs/>
         <w:i w:val="0"/>
         <w:iCs w:val="0"/>
-        <w:color w:val="FFFFFF" w:themeColor="background1"/>
+        <w:color w:val="000000"/>
       </w:rPr>
       <w:tblPr/>
       <w:tcPr>
@@ -10043,7 +10044,7 @@
         <w:bCs/>
         <w:i w:val="0"/>
         <w:iCs w:val="0"/>
-        <w:color w:val="FFFFFF" w:themeColor="background1"/>
+        <w:color w:val="000000"/>
       </w:rPr>
       <w:tblPr/>
       <w:tcPr>
@@ -10064,7 +10065,7 @@
         <w:bCs/>
         <w:i w:val="0"/>
         <w:iCs w:val="0"/>
-        <w:color w:val="FFFFFF" w:themeColor="background1"/>
+        <w:color w:val="000000"/>
       </w:rPr>
       <w:tblPr/>
       <w:tcPr>
@@ -10085,7 +10086,7 @@
         <w:bCs/>
         <w:i w:val="0"/>
         <w:iCs w:val="0"/>
-        <w:color w:val="FFFFFF" w:themeColor="background1"/>
+        <w:color w:val="000000"/>
       </w:rPr>
       <w:tblPr/>
       <w:tcPr>
@@ -10104,7 +10105,7 @@
         <w:bCs/>
         <w:i w:val="0"/>
         <w:iCs w:val="0"/>
-        <w:color w:val="FFFFFF" w:themeColor="background1"/>
+        <w:color w:val="000000"/>
       </w:rPr>
       <w:tblPr/>
       <w:tcPr>
@@ -10157,7 +10158,7 @@
       <w:spacing w:after="0" w:line="240" w:lineRule="auto"/>
     </w:pPr>
     <w:rPr>
-      <w:color w:val="FFFFFF" w:themeColor="background1"/>
+      <w:color w:val="000000"/>
     </w:rPr>
     <w:tblPr>
       <w:tblStyleRowBandSize w:val="1"/>
@@ -10271,7 +10272,7 @@
       <w:spacing w:after="0" w:line="240" w:lineRule="auto"/>
     </w:pPr>
     <w:rPr>
-      <w:color w:val="FFFFFF" w:themeColor="background1"/>
+      <w:color w:val="000000"/>
     </w:rPr>
     <w:tblPr>
       <w:tblStyleRowBandSize w:val="1"/>
@@ -10385,7 +10386,7 @@
       <w:spacing w:after="0" w:line="240" w:lineRule="auto"/>
     </w:pPr>
     <w:rPr>
-      <w:color w:val="FFFFFF" w:themeColor="background1"/>
+      <w:color w:val="000000"/>
     </w:rPr>
     <w:tblPr>
       <w:tblStyleRowBandSize w:val="1"/>
@@ -10499,7 +10500,7 @@
       <w:spacing w:after="0" w:line="240" w:lineRule="auto"/>
     </w:pPr>
     <w:rPr>
-      <w:color w:val="FFFFFF" w:themeColor="background1"/>
+      <w:color w:val="000000"/>
     </w:rPr>
     <w:tblPr>
       <w:tblStyleRowBandSize w:val="1"/>
@@ -10613,7 +10614,7 @@
       <w:spacing w:after="0" w:line="240" w:lineRule="auto"/>
     </w:pPr>
     <w:rPr>
-      <w:color w:val="FFFFFF" w:themeColor="background1"/>
+      <w:color w:val="000000"/>
     </w:rPr>
     <w:tblPr>
       <w:tblStyleRowBandSize w:val="1"/>
@@ -10727,7 +10728,7 @@
       <w:spacing w:after="0" w:line="240" w:lineRule="auto"/>
     </w:pPr>
     <w:rPr>
-      <w:color w:val="FFFFFF" w:themeColor="background1"/>
+      <w:color w:val="000000"/>
     </w:rPr>
     <w:tblPr>
       <w:tblStyleRowBandSize w:val="1"/>
@@ -10841,7 +10842,7 @@
       <w:spacing w:after="0" w:line="240" w:lineRule="auto"/>
     </w:pPr>
     <w:rPr>
-      <w:color w:val="FFFFFF" w:themeColor="background1"/>
+      <w:color w:val="000000"/>
     </w:rPr>
     <w:tblPr>
       <w:tblStyleRowBandSize w:val="1"/>
@@ -10955,7 +10956,7 @@
       <w:spacing w:after="0" w:line="240" w:lineRule="auto"/>
     </w:pPr>
     <w:rPr>
-      <w:color w:val="000000" w:themeColor="text1"/>
+      <w:color w:val="000000"/>
     </w:rPr>
     <w:tblPr>
       <w:tblStyleRowBandSize w:val="1"/>
@@ -11001,7 +11002,7 @@
       <w:rPr>
         <w:b/>
         <w:bCs/>
-        <w:color w:val="FFFFFF" w:themeColor="background1"/>
+        <w:color w:val="000000"/>
       </w:rPr>
       <w:tblPr/>
       <w:tcPr>
@@ -11013,7 +11014,7 @@
     </w:tblStylePr>
     <w:tblStylePr w:type="firstCol">
       <w:rPr>
-        <w:color w:val="FFFFFF" w:themeColor="background1"/>
+        <w:color w:val="000000"/>
       </w:rPr>
       <w:tblPr/>
       <w:tcPr>
@@ -11030,7 +11031,7 @@
     </w:tblStylePr>
     <w:tblStylePr w:type="lastCol">
       <w:rPr>
-        <w:color w:val="FFFFFF" w:themeColor="background1"/>
+        <w:color w:val="000000"/>
       </w:rPr>
       <w:tblPr/>
       <w:tcPr>
@@ -11059,12 +11060,12 @@
     </w:tblStylePr>
     <w:tblStylePr w:type="neCell">
       <w:rPr>
-        <w:color w:val="000000" w:themeColor="text1"/>
+        <w:color w:val="000000"/>
       </w:rPr>
     </w:tblStylePr>
     <w:tblStylePr w:type="nwCell">
       <w:rPr>
-        <w:color w:val="000000" w:themeColor="text1"/>
+        <w:color w:val="000000"/>
       </w:rPr>
     </w:tblStylePr>
   </w:style>
@@ -11077,7 +11078,7 @@
       <w:spacing w:after="0" w:line="240" w:lineRule="auto"/>
     </w:pPr>
     <w:rPr>
-      <w:color w:val="000000" w:themeColor="text1"/>
+      <w:color w:val="000000"/>
     </w:rPr>
     <w:tblPr>
       <w:tblStyleRowBandSize w:val="1"/>
@@ -11123,7 +11124,7 @@
       <w:rPr>
         <w:b/>
         <w:bCs/>
-        <w:color w:val="FFFFFF" w:themeColor="background1"/>
+        <w:color w:val="000000"/>
       </w:rPr>
       <w:tblPr/>
       <w:tcPr>
@@ -11135,7 +11136,7 @@
     </w:tblStylePr>
     <w:tblStylePr w:type="firstCol">
       <w:rPr>
-        <w:color w:val="FFFFFF" w:themeColor="background1"/>
+        <w:color w:val="000000"/>
       </w:rPr>
       <w:tblPr/>
       <w:tcPr>
@@ -11152,7 +11153,7 @@
     </w:tblStylePr>
     <w:tblStylePr w:type="lastCol">
       <w:rPr>
-        <w:color w:val="FFFFFF" w:themeColor="background1"/>
+        <w:color w:val="000000"/>
       </w:rPr>
       <w:tblPr/>
       <w:tcPr>
@@ -11181,12 +11182,12 @@
     </w:tblStylePr>
     <w:tblStylePr w:type="neCell">
       <w:rPr>
-        <w:color w:val="000000" w:themeColor="text1"/>
+        <w:color w:val="000000"/>
       </w:rPr>
     </w:tblStylePr>
     <w:tblStylePr w:type="nwCell">
       <w:rPr>
-        <w:color w:val="000000" w:themeColor="text1"/>
+        <w:color w:val="000000"/>
       </w:rPr>
     </w:tblStylePr>
   </w:style>
@@ -11199,7 +11200,7 @@
       <w:spacing w:after="0" w:line="240" w:lineRule="auto"/>
     </w:pPr>
     <w:rPr>
-      <w:color w:val="000000" w:themeColor="text1"/>
+      <w:color w:val="000000"/>
     </w:rPr>
     <w:tblPr>
       <w:tblStyleRowBandSize w:val="1"/>
@@ -11245,7 +11246,7 @@
       <w:rPr>
         <w:b/>
         <w:bCs/>
-        <w:color w:val="FFFFFF" w:themeColor="background1"/>
+        <w:color w:val="000000"/>
       </w:rPr>
       <w:tblPr/>
       <w:tcPr>
@@ -11257,7 +11258,7 @@
     </w:tblStylePr>
     <w:tblStylePr w:type="firstCol">
       <w:rPr>
-        <w:color w:val="FFFFFF" w:themeColor="background1"/>
+        <w:color w:val="000000"/>
       </w:rPr>
       <w:tblPr/>
       <w:tcPr>
@@ -11274,7 +11275,7 @@
     </w:tblStylePr>
     <w:tblStylePr w:type="lastCol">
       <w:rPr>
-        <w:color w:val="FFFFFF" w:themeColor="background1"/>
+        <w:color w:val="000000"/>
       </w:rPr>
       <w:tblPr/>
       <w:tcPr>
@@ -11303,12 +11304,12 @@
     </w:tblStylePr>
     <w:tblStylePr w:type="neCell">
       <w:rPr>
-        <w:color w:val="000000" w:themeColor="text1"/>
+        <w:color w:val="000000"/>
       </w:rPr>
     </w:tblStylePr>
     <w:tblStylePr w:type="nwCell">
       <w:rPr>
-        <w:color w:val="000000" w:themeColor="text1"/>
+        <w:color w:val="000000"/>
       </w:rPr>
     </w:tblStylePr>
   </w:style>
@@ -11321,7 +11322,7 @@
       <w:spacing w:after="0" w:line="240" w:lineRule="auto"/>
     </w:pPr>
     <w:rPr>
-      <w:color w:val="000000" w:themeColor="text1"/>
+      <w:color w:val="000000"/>
     </w:rPr>
     <w:tblPr>
       <w:tblStyleRowBandSize w:val="1"/>
@@ -11367,7 +11368,7 @@
       <w:rPr>
         <w:b/>
         <w:bCs/>
-        <w:color w:val="FFFFFF" w:themeColor="background1"/>
+        <w:color w:val="000000"/>
       </w:rPr>
       <w:tblPr/>
       <w:tcPr>
@@ -11379,7 +11380,7 @@
     </w:tblStylePr>
     <w:tblStylePr w:type="firstCol">
       <w:rPr>
-        <w:color w:val="FFFFFF" w:themeColor="background1"/>
+        <w:color w:val="000000"/>
       </w:rPr>
       <w:tblPr/>
       <w:tcPr>
@@ -11396,7 +11397,7 @@
     </w:tblStylePr>
     <w:tblStylePr w:type="lastCol">
       <w:rPr>
-        <w:color w:val="FFFFFF" w:themeColor="background1"/>
+        <w:color w:val="000000"/>
       </w:rPr>
       <w:tblPr/>
       <w:tcPr>
@@ -11433,7 +11434,7 @@
       <w:spacing w:after="0" w:line="240" w:lineRule="auto"/>
     </w:pPr>
     <w:rPr>
-      <w:color w:val="000000" w:themeColor="text1"/>
+      <w:color w:val="000000"/>
     </w:rPr>
     <w:tblPr>
       <w:tblStyleRowBandSize w:val="1"/>
@@ -11479,7 +11480,7 @@
       <w:rPr>
         <w:b/>
         <w:bCs/>
-        <w:color w:val="FFFFFF" w:themeColor="background1"/>
+        <w:color w:val="000000"/>
       </w:rPr>
       <w:tblPr/>
       <w:tcPr>
@@ -11491,7 +11492,7 @@
     </w:tblStylePr>
     <w:tblStylePr w:type="firstCol">
       <w:rPr>
-        <w:color w:val="FFFFFF" w:themeColor="background1"/>
+        <w:color w:val="000000"/>
       </w:rPr>
       <w:tblPr/>
       <w:tcPr>
@@ -11508,7 +11509,7 @@
     </w:tblStylePr>
     <w:tblStylePr w:type="lastCol">
       <w:rPr>
-        <w:color w:val="FFFFFF" w:themeColor="background1"/>
+        <w:color w:val="000000"/>
       </w:rPr>
       <w:tblPr/>
       <w:tcPr>
@@ -11537,12 +11538,12 @@
     </w:tblStylePr>
     <w:tblStylePr w:type="neCell">
       <w:rPr>
-        <w:color w:val="000000" w:themeColor="text1"/>
+        <w:color w:val="000000"/>
       </w:rPr>
     </w:tblStylePr>
     <w:tblStylePr w:type="nwCell">
       <w:rPr>
-        <w:color w:val="000000" w:themeColor="text1"/>
+        <w:color w:val="000000"/>
       </w:rPr>
     </w:tblStylePr>
   </w:style>
@@ -11555,7 +11556,7 @@
       <w:spacing w:after="0" w:line="240" w:lineRule="auto"/>
     </w:pPr>
     <w:rPr>
-      <w:color w:val="000000" w:themeColor="text1"/>
+      <w:color w:val="000000"/>
     </w:rPr>
     <w:tblPr>
       <w:tblStyleRowBandSize w:val="1"/>
@@ -11601,7 +11602,7 @@
       <w:rPr>
         <w:b/>
         <w:bCs/>
-        <w:color w:val="FFFFFF" w:themeColor="background1"/>
+        <w:color w:val="000000"/>
       </w:rPr>
       <w:tblPr/>
       <w:tcPr>
@@ -11613,7 +11614,7 @@
     </w:tblStylePr>
     <w:tblStylePr w:type="firstCol">
       <w:rPr>
-        <w:color w:val="FFFFFF" w:themeColor="background1"/>
+        <w:color w:val="000000"/>
       </w:rPr>
       <w:tblPr/>
       <w:tcPr>
@@ -11630,7 +11631,7 @@
     </w:tblStylePr>
     <w:tblStylePr w:type="lastCol">
       <w:rPr>
-        <w:color w:val="FFFFFF" w:themeColor="background1"/>
+        <w:color w:val="000000"/>
       </w:rPr>
       <w:tblPr/>
       <w:tcPr>
@@ -11659,12 +11660,12 @@
     </w:tblStylePr>
     <w:tblStylePr w:type="neCell">
       <w:rPr>
-        <w:color w:val="000000" w:themeColor="text1"/>
+        <w:color w:val="000000"/>
       </w:rPr>
     </w:tblStylePr>
     <w:tblStylePr w:type="nwCell">
       <w:rPr>
-        <w:color w:val="000000" w:themeColor="text1"/>
+        <w:color w:val="000000"/>
       </w:rPr>
     </w:tblStylePr>
   </w:style>
@@ -11677,7 +11678,7 @@
       <w:spacing w:after="0" w:line="240" w:lineRule="auto"/>
     </w:pPr>
     <w:rPr>
-      <w:color w:val="000000" w:themeColor="text1"/>
+      <w:color w:val="000000"/>
     </w:rPr>
     <w:tblPr>
       <w:tblStyleRowBandSize w:val="1"/>
@@ -11723,7 +11724,7 @@
       <w:rPr>
         <w:b/>
         <w:bCs/>
-        <w:color w:val="FFFFFF" w:themeColor="background1"/>
+        <w:color w:val="000000"/>
       </w:rPr>
       <w:tblPr/>
       <w:tcPr>
@@ -11735,7 +11736,7 @@
     </w:tblStylePr>
     <w:tblStylePr w:type="firstCol">
       <w:rPr>
-        <w:color w:val="FFFFFF" w:themeColor="background1"/>
+        <w:color w:val="000000"/>
       </w:rPr>
       <w:tblPr/>
       <w:tcPr>
@@ -11752,7 +11753,7 @@
     </w:tblStylePr>
     <w:tblStylePr w:type="lastCol">
       <w:rPr>
-        <w:color w:val="FFFFFF" w:themeColor="background1"/>
+        <w:color w:val="000000"/>
       </w:rPr>
       <w:tblPr/>
       <w:tcPr>
@@ -11781,12 +11782,12 @@
     </w:tblStylePr>
     <w:tblStylePr w:type="neCell">
       <w:rPr>
-        <w:color w:val="000000" w:themeColor="text1"/>
+        <w:color w:val="000000"/>
       </w:rPr>
     </w:tblStylePr>
     <w:tblStylePr w:type="nwCell">
       <w:rPr>
-        <w:color w:val="000000" w:themeColor="text1"/>
+        <w:color w:val="000000"/>
       </w:rPr>
     </w:tblStylePr>
   </w:style>
@@ -11799,7 +11800,7 @@
       <w:spacing w:after="0" w:line="240" w:lineRule="auto"/>
     </w:pPr>
     <w:rPr>
-      <w:color w:val="000000" w:themeColor="text1"/>
+      <w:color w:val="000000"/>
     </w:rPr>
     <w:tblPr>
       <w:tblStyleRowBandSize w:val="1"/>
@@ -11819,7 +11820,7 @@
       <w:rPr>
         <w:b/>
         <w:bCs/>
-        <w:color w:val="FFFFFF" w:themeColor="background1"/>
+        <w:color w:val="000000"/>
       </w:rPr>
       <w:tblPr/>
       <w:tcPr>
@@ -11833,7 +11834,7 @@
       <w:rPr>
         <w:b/>
         <w:bCs/>
-        <w:color w:val="9E3A38" w:themeColor="accent2" w:themeShade="CC"/>
+        <w:color w:val="000000"/>
       </w:rPr>
       <w:tblPr/>
       <w:tcPr>
@@ -11885,7 +11886,7 @@
       <w:spacing w:after="0" w:line="240" w:lineRule="auto"/>
     </w:pPr>
     <w:rPr>
-      <w:color w:val="000000" w:themeColor="text1"/>
+      <w:color w:val="000000"/>
     </w:rPr>
     <w:tblPr>
       <w:tblStyleRowBandSize w:val="1"/>
@@ -11905,7 +11906,7 @@
       <w:rPr>
         <w:b/>
         <w:bCs/>
-        <w:color w:val="FFFFFF" w:themeColor="background1"/>
+        <w:color w:val="000000"/>
       </w:rPr>
       <w:tblPr/>
       <w:tcPr>
@@ -11919,7 +11920,7 @@
       <w:rPr>
         <w:b/>
         <w:bCs/>
-        <w:color w:val="9E3A38" w:themeColor="accent2" w:themeShade="CC"/>
+        <w:color w:val="000000"/>
       </w:rPr>
       <w:tblPr/>
       <w:tcPr>
@@ -11971,7 +11972,7 @@
       <w:spacing w:after="0" w:line="240" w:lineRule="auto"/>
     </w:pPr>
     <w:rPr>
-      <w:color w:val="000000" w:themeColor="text1"/>
+      <w:color w:val="000000"/>
     </w:rPr>
     <w:tblPr>
       <w:tblStyleRowBandSize w:val="1"/>
@@ -11991,7 +11992,7 @@
       <w:rPr>
         <w:b/>
         <w:bCs/>
-        <w:color w:val="FFFFFF" w:themeColor="background1"/>
+        <w:color w:val="000000"/>
       </w:rPr>
       <w:tblPr/>
       <w:tcPr>
@@ -12005,7 +12006,7 @@
       <w:rPr>
         <w:b/>
         <w:bCs/>
-        <w:color w:val="9E3A38" w:themeColor="accent2" w:themeShade="CC"/>
+        <w:color w:val="000000"/>
       </w:rPr>
       <w:tblPr/>
       <w:tcPr>
@@ -12057,7 +12058,7 @@
       <w:spacing w:after="0" w:line="240" w:lineRule="auto"/>
     </w:pPr>
     <w:rPr>
-      <w:color w:val="000000" w:themeColor="text1"/>
+      <w:color w:val="000000"/>
     </w:rPr>
     <w:tblPr>
       <w:tblStyleRowBandSize w:val="1"/>
@@ -12077,7 +12078,7 @@
       <w:rPr>
         <w:b/>
         <w:bCs/>
-        <w:color w:val="FFFFFF" w:themeColor="background1"/>
+        <w:color w:val="000000"/>
       </w:rPr>
       <w:tblPr/>
       <w:tcPr>
@@ -12091,7 +12092,7 @@
       <w:rPr>
         <w:b/>
         <w:bCs/>
-        <w:color w:val="664E82" w:themeColor="accent4" w:themeShade="CC"/>
+        <w:color w:val="000000"/>
       </w:rPr>
       <w:tblPr/>
       <w:tcPr>
@@ -12143,7 +12144,7 @@
       <w:spacing w:after="0" w:line="240" w:lineRule="auto"/>
     </w:pPr>
     <w:rPr>
-      <w:color w:val="000000" w:themeColor="text1"/>
+      <w:color w:val="000000"/>
     </w:rPr>
     <w:tblPr>
       <w:tblStyleRowBandSize w:val="1"/>
@@ -12163,7 +12164,7 @@
       <w:rPr>
         <w:b/>
         <w:bCs/>
-        <w:color w:val="FFFFFF" w:themeColor="background1"/>
+        <w:color w:val="000000"/>
       </w:rPr>
       <w:tblPr/>
       <w:tcPr>
@@ -12177,7 +12178,7 @@
       <w:rPr>
         <w:b/>
         <w:bCs/>
-        <w:color w:val="7E9C40" w:themeColor="accent3" w:themeShade="CC"/>
+        <w:color w:val="000000"/>
       </w:rPr>
       <w:tblPr/>
       <w:tcPr>
@@ -12229,7 +12230,7 @@
       <w:spacing w:after="0" w:line="240" w:lineRule="auto"/>
     </w:pPr>
     <w:rPr>
-      <w:color w:val="000000" w:themeColor="text1"/>
+      <w:color w:val="000000"/>
     </w:rPr>
     <w:tblPr>
       <w:tblStyleRowBandSize w:val="1"/>
@@ -12249,7 +12250,7 @@
       <w:rPr>
         <w:b/>
         <w:bCs/>
-        <w:color w:val="FFFFFF" w:themeColor="background1"/>
+        <w:color w:val="000000"/>
       </w:rPr>
       <w:tblPr/>
       <w:tcPr>
@@ -12263,7 +12264,7 @@
       <w:rPr>
         <w:b/>
         <w:bCs/>
-        <w:color w:val="F2730A" w:themeColor="accent6" w:themeShade="CC"/>
+        <w:color w:val="000000"/>
       </w:rPr>
       <w:tblPr/>
       <w:tcPr>
@@ -12315,7 +12316,7 @@
       <w:spacing w:after="0" w:line="240" w:lineRule="auto"/>
     </w:pPr>
     <w:rPr>
-      <w:color w:val="000000" w:themeColor="text1"/>
+      <w:color w:val="000000"/>
     </w:rPr>
     <w:tblPr>
       <w:tblStyleRowBandSize w:val="1"/>
@@ -12335,7 +12336,7 @@
       <w:rPr>
         <w:b/>
         <w:bCs/>
-        <w:color w:val="FFFFFF" w:themeColor="background1"/>
+        <w:color w:val="000000"/>
       </w:rPr>
       <w:tblPr/>
       <w:tcPr>
@@ -12349,7 +12350,7 @@
       <w:rPr>
         <w:b/>
         <w:bCs/>
-        <w:color w:val="348DA5" w:themeColor="accent5" w:themeShade="CC"/>
+        <w:color w:val="000000"/>
       </w:rPr>
       <w:tblPr/>
       <w:tcPr>
@@ -12401,7 +12402,7 @@
       <w:spacing w:after="0" w:line="240" w:lineRule="auto"/>
     </w:pPr>
     <w:rPr>
-      <w:color w:val="000000" w:themeColor="text1"/>
+      <w:color w:val="000000"/>
     </w:rPr>
     <w:tblPr>
       <w:tblStyleRowBandSize w:val="1"/>
@@ -12434,7 +12435,7 @@
       <w:rPr>
         <w:b/>
         <w:bCs/>
-        <w:color w:val="000000" w:themeColor="text1"/>
+        <w:color w:val="000000"/>
       </w:rPr>
       <w:tblPr/>
       <w:tcPr>
@@ -12443,7 +12444,7 @@
     </w:tblStylePr>
     <w:tblStylePr w:type="firstCol">
       <w:rPr>
-        <w:color w:val="FFFFFF" w:themeColor="background1"/>
+        <w:color w:val="000000"/>
       </w:rPr>
       <w:tblPr/>
       <w:tcPr>
@@ -12452,7 +12453,7 @@
     </w:tblStylePr>
     <w:tblStylePr w:type="lastCol">
       <w:rPr>
-        <w:color w:val="FFFFFF" w:themeColor="background1"/>
+        <w:color w:val="000000"/>
       </w:rPr>
       <w:tblPr/>
       <w:tcPr>
@@ -12481,7 +12482,7 @@
       <w:spacing w:after="0" w:line="240" w:lineRule="auto"/>
     </w:pPr>
     <w:rPr>
-      <w:color w:val="000000" w:themeColor="text1"/>
+      <w:color w:val="000000"/>
     </w:rPr>
     <w:tblPr>
       <w:tblStyleRowBandSize w:val="1"/>
@@ -12514,7 +12515,7 @@
       <w:rPr>
         <w:b/>
         <w:bCs/>
-        <w:color w:val="000000" w:themeColor="text1"/>
+        <w:color w:val="000000"/>
       </w:rPr>
       <w:tblPr/>
       <w:tcPr>
@@ -12523,7 +12524,7 @@
     </w:tblStylePr>
     <w:tblStylePr w:type="firstCol">
       <w:rPr>
-        <w:color w:val="FFFFFF" w:themeColor="background1"/>
+        <w:color w:val="000000"/>
       </w:rPr>
       <w:tblPr/>
       <w:tcPr>
@@ -12532,7 +12533,7 @@
     </w:tblStylePr>
     <w:tblStylePr w:type="lastCol">
       <w:rPr>
-        <w:color w:val="FFFFFF" w:themeColor="background1"/>
+        <w:color w:val="000000"/>
       </w:rPr>
       <w:tblPr/>
       <w:tcPr>
@@ -12561,7 +12562,7 @@
       <w:spacing w:after="0" w:line="240" w:lineRule="auto"/>
     </w:pPr>
     <w:rPr>
-      <w:color w:val="000000" w:themeColor="text1"/>
+      <w:color w:val="000000"/>
     </w:rPr>
     <w:tblPr>
       <w:tblStyleRowBandSize w:val="1"/>
@@ -12594,7 +12595,7 @@
       <w:rPr>
         <w:b/>
         <w:bCs/>
-        <w:color w:val="000000" w:themeColor="text1"/>
+        <w:color w:val="000000"/>
       </w:rPr>
       <w:tblPr/>
       <w:tcPr>
@@ -12603,7 +12604,7 @@
     </w:tblStylePr>
     <w:tblStylePr w:type="firstCol">
       <w:rPr>
-        <w:color w:val="FFFFFF" w:themeColor="background1"/>
+        <w:color w:val="000000"/>
       </w:rPr>
       <w:tblPr/>
       <w:tcPr>
@@ -12612,7 +12613,7 @@
     </w:tblStylePr>
     <w:tblStylePr w:type="lastCol">
       <w:rPr>
-        <w:color w:val="FFFFFF" w:themeColor="background1"/>
+        <w:color w:val="000000"/>
       </w:rPr>
       <w:tblPr/>
       <w:tcPr>
@@ -12641,7 +12642,7 @@
       <w:spacing w:after="0" w:line="240" w:lineRule="auto"/>
     </w:pPr>
     <w:rPr>
-      <w:color w:val="000000" w:themeColor="text1"/>
+      <w:color w:val="000000"/>
     </w:rPr>
     <w:tblPr>
       <w:tblStyleRowBandSize w:val="1"/>
@@ -12674,7 +12675,7 @@
       <w:rPr>
         <w:b/>
         <w:bCs/>
-        <w:color w:val="000000" w:themeColor="text1"/>
+        <w:color w:val="000000"/>
       </w:rPr>
       <w:tblPr/>
       <w:tcPr>
@@ -12683,7 +12684,7 @@
     </w:tblStylePr>
     <w:tblStylePr w:type="firstCol">
       <w:rPr>
-        <w:color w:val="FFFFFF" w:themeColor="background1"/>
+        <w:color w:val="000000"/>
       </w:rPr>
       <w:tblPr/>
       <w:tcPr>
@@ -12692,7 +12693,7 @@
     </w:tblStylePr>
     <w:tblStylePr w:type="lastCol">
       <w:rPr>
-        <w:color w:val="FFFFFF" w:themeColor="background1"/>
+        <w:color w:val="000000"/>
       </w:rPr>
       <w:tblPr/>
       <w:tcPr>
@@ -12721,7 +12722,7 @@
       <w:spacing w:after="0" w:line="240" w:lineRule="auto"/>
     </w:pPr>
     <w:rPr>
-      <w:color w:val="000000" w:themeColor="text1"/>
+      <w:color w:val="000000"/>
     </w:rPr>
     <w:tblPr>
       <w:tblStyleRowBandSize w:val="1"/>
@@ -12754,7 +12755,7 @@
       <w:rPr>
         <w:b/>
         <w:bCs/>
-        <w:color w:val="000000" w:themeColor="text1"/>
+        <w:color w:val="000000"/>
       </w:rPr>
       <w:tblPr/>
       <w:tcPr>
@@ -12763,7 +12764,7 @@
     </w:tblStylePr>
     <w:tblStylePr w:type="firstCol">
       <w:rPr>
-        <w:color w:val="FFFFFF" w:themeColor="background1"/>
+        <w:color w:val="000000"/>
       </w:rPr>
       <w:tblPr/>
       <w:tcPr>
@@ -12772,7 +12773,7 @@
     </w:tblStylePr>
     <w:tblStylePr w:type="lastCol">
       <w:rPr>
-        <w:color w:val="FFFFFF" w:themeColor="background1"/>
+        <w:color w:val="000000"/>
       </w:rPr>
       <w:tblPr/>
       <w:tcPr>
@@ -12801,7 +12802,7 @@
       <w:spacing w:after="0" w:line="240" w:lineRule="auto"/>
     </w:pPr>
     <w:rPr>
-      <w:color w:val="000000" w:themeColor="text1"/>
+      <w:color w:val="000000"/>
     </w:rPr>
     <w:tblPr>
       <w:tblStyleRowBandSize w:val="1"/>
@@ -12834,7 +12835,7 @@
       <w:rPr>
         <w:b/>
         <w:bCs/>
-        <w:color w:val="000000" w:themeColor="text1"/>
+        <w:color w:val="000000"/>
       </w:rPr>
       <w:tblPr/>
       <w:tcPr>
@@ -12843,7 +12844,7 @@
     </w:tblStylePr>
     <w:tblStylePr w:type="firstCol">
       <w:rPr>
-        <w:color w:val="FFFFFF" w:themeColor="background1"/>
+        <w:color w:val="000000"/>
       </w:rPr>
       <w:tblPr/>
       <w:tcPr>
@@ -12852,7 +12853,7 @@
     </w:tblStylePr>
     <w:tblStylePr w:type="lastCol">
       <w:rPr>
-        <w:color w:val="FFFFFF" w:themeColor="background1"/>
+        <w:color w:val="000000"/>
       </w:rPr>
       <w:tblPr/>
       <w:tcPr>
@@ -12881,7 +12882,7 @@
       <w:spacing w:after="0" w:line="240" w:lineRule="auto"/>
     </w:pPr>
     <w:rPr>
-      <w:color w:val="000000" w:themeColor="text1"/>
+      <w:color w:val="000000"/>
     </w:rPr>
     <w:tblPr>
       <w:tblStyleRowBandSize w:val="1"/>
@@ -12914,7 +12915,7 @@
       <w:rPr>
         <w:b/>
         <w:bCs/>
-        <w:color w:val="000000" w:themeColor="text1"/>
+        <w:color w:val="000000"/>
       </w:rPr>
       <w:tblPr/>
       <w:tcPr>
@@ -12923,7 +12924,7 @@
     </w:tblStylePr>
     <w:tblStylePr w:type="firstCol">
       <w:rPr>
-        <w:color w:val="FFFFFF" w:themeColor="background1"/>
+        <w:color w:val="000000"/>
       </w:rPr>
       <w:tblPr/>
       <w:tcPr>
@@ -12932,7 +12933,7 @@
     </w:tblStylePr>
     <w:tblStylePr w:type="lastCol">
       <w:rPr>
-        <w:color w:val="FFFFFF" w:themeColor="background1"/>
+        <w:color w:val="000000"/>
       </w:rPr>
       <w:tblPr/>
       <w:tcPr>
